--- a/docs/docx/06_PARAM_WIZARD.docx
+++ b/docs/docx/06_PARAM_WIZARD.docx
@@ -2,7 +2,7 @@
 <file path=word/document.xml><?xml version="1.0" encoding="utf-8"?>
 <w:document xmlns:w="http://schemas.openxmlformats.org/wordprocessingml/2006/main" xmlns:m="http://schemas.openxmlformats.org/officeDocument/2006/math" xmlns:r="http://schemas.openxmlformats.org/officeDocument/2006/relationships" xmlns:o="urn:schemas-microsoft-com:office:office" xmlns:v="urn:schemas-microsoft-com:vml" xmlns:w10="urn:schemas-microsoft-com:office:word" xmlns:a="http://schemas.openxmlformats.org/drawingml/2006/main" xmlns:pic="http://schemas.openxmlformats.org/drawingml/2006/picture" xmlns:wp="http://schemas.openxmlformats.org/drawingml/2006/wordprocessingDrawing">
   <w:body>
-    <w:bookmarkStart w:id="44" w:name="макрос-param_wizard-визард-параметров"/>
+    <w:bookmarkStart w:id="45" w:name="макрос-param_wizard-визард-параметров"/>
     <w:p>
       <w:pPr>
         <w:pStyle w:val="Heading1"/>
@@ -966,6 +966,51 @@
             </w:r>
             <w:r>
               <w:t xml:space="preserve">— выбор по ячейке</w:t>
+            </w:r>
+          </w:p>
+        </w:tc>
+      </w:tr>
+      <w:tr>
+        <w:tc>
+          <w:tcPr/>
+          <w:p>
+            <w:pPr>
+              <w:pStyle w:val="Compact"/>
+            </w:pPr>
+            <w:r>
+              <w:t xml:space="preserve">Редактировать весь пайплайн листа</w:t>
+            </w:r>
+          </w:p>
+        </w:tc>
+        <w:tc>
+          <w:tcPr/>
+          <w:p>
+            <w:pPr>
+              <w:pStyle w:val="Compact"/>
+            </w:pPr>
+            <w:r>
+              <w:t xml:space="preserve">✅ кнопка</w:t>
+            </w:r>
+            <w:r>
+              <w:t xml:space="preserve"> </w:t>
+            </w:r>
+            <w:r>
+              <w:rPr>
+                <w:b/>
+                <w:bCs/>
+              </w:rPr>
+              <w:t xml:space="preserve">«Все параметры»</w:t>
+            </w:r>
+          </w:p>
+        </w:tc>
+        <w:tc>
+          <w:tcPr/>
+          <w:p>
+            <w:pPr>
+              <w:pStyle w:val="Compact"/>
+            </w:pPr>
+            <w:r>
+              <w:t xml:space="preserve">Ручные строки A/B/C</w:t>
             </w:r>
           </w:p>
         </w:tc>
@@ -8391,13 +8436,271 @@
     </w:p>
     <w:bookmarkEnd w:id="40"/>
     <w:bookmarkEnd w:id="41"/>
-    <w:bookmarkStart w:id="43" w:name="связанные-документы"/>
+    <w:bookmarkStart w:id="42" w:name="визард-все-параметры"/>
     <w:p>
       <w:pPr>
         <w:pStyle w:val="Heading2"/>
       </w:pPr>
       <w:r>
-        <w:t xml:space="preserve">11. Связанные документы</w:t>
+        <w:t xml:space="preserve">11. Визард «Все параметры»</w:t>
+      </w:r>
+    </w:p>
+    <w:p>
+      <w:pPr>
+        <w:pStyle w:val="FirstParagraph"/>
+      </w:pPr>
+      <w:r>
+        <w:t xml:space="preserve">Кнопка</w:t>
+      </w:r>
+      <w:r>
+        <w:t xml:space="preserve"> </w:t>
+      </w:r>
+      <w:r>
+        <w:rPr>
+          <w:b/>
+          <w:bCs/>
+        </w:rPr>
+        <w:t xml:space="preserve">«Все параметры»</w:t>
+      </w:r>
+      <w:r>
+        <w:t xml:space="preserve"> </w:t>
+      </w:r>
+      <w:r>
+        <w:t xml:space="preserve">в</w:t>
+      </w:r>
+      <w:r>
+        <w:t xml:space="preserve"> </w:t>
+      </w:r>
+      <w:r>
+        <w:rPr>
+          <w:rStyle w:val="VerbatimChar"/>
+        </w:rPr>
+        <w:t xml:space="preserve">param_wizard</w:t>
+      </w:r>
+      <w:r>
+        <w:t xml:space="preserve"> </w:t>
+      </w:r>
+      <w:r>
+        <w:t xml:space="preserve">открывает полноэкранный диалог пайплайна листа (</w:t>
+      </w:r>
+      <w:r>
+        <w:rPr>
+          <w:rStyle w:val="VerbatimChar"/>
+        </w:rPr>
+        <w:t xml:space="preserve">libre_macros_all_params_wizard_lib.show_all_params_wizard</w:t>
+      </w:r>
+      <w:r>
+        <w:t xml:space="preserve">).</w:t>
+      </w:r>
+    </w:p>
+    <w:tbl>
+      <w:tblPr>
+        <w:tblStyle w:val="Table"/>
+        <w:tblW w:type="pct" w:w="5000"/>
+        <w:tblLayout w:type="fixed"/>
+        <w:tblLook w:firstRow="1" w:lastRow="0" w:firstColumn="0" w:lastColumn="0" w:noHBand="0" w:noVBand="0" w:val="0020"/>
+      </w:tblPr>
+      <w:tblGrid>
+        <w:gridCol w:w="2640"/>
+        <w:gridCol w:w="5280"/>
+      </w:tblGrid>
+      <w:tr>
+        <w:trPr>
+          <w:tblHeader w:val="on"/>
+        </w:trPr>
+        <w:tc>
+          <w:tcPr/>
+          <w:p>
+            <w:pPr>
+              <w:pStyle w:val="Compact"/>
+            </w:pPr>
+            <w:r>
+              <w:t xml:space="preserve">Зона</w:t>
+            </w:r>
+          </w:p>
+        </w:tc>
+        <w:tc>
+          <w:tcPr/>
+          <w:p>
+            <w:pPr>
+              <w:pStyle w:val="Compact"/>
+            </w:pPr>
+            <w:r>
+              <w:t xml:space="preserve">Назначение</w:t>
+            </w:r>
+          </w:p>
+        </w:tc>
+      </w:tr>
+      <w:tr>
+        <w:tc>
+          <w:tcPr/>
+          <w:p>
+            <w:pPr>
+              <w:pStyle w:val="Compact"/>
+            </w:pPr>
+            <w:r>
+              <w:t xml:space="preserve">Верхняя лента</w:t>
+            </w:r>
+          </w:p>
+        </w:tc>
+        <w:tc>
+          <w:tcPr/>
+          <w:p>
+            <w:pPr>
+              <w:pStyle w:val="Compact"/>
+            </w:pPr>
+            <w:r>
+              <w:t xml:space="preserve">Меню шагов «как Power Query»: вкладки Основные / Преобразование / Столбцы / Объединить / Управление</w:t>
+            </w:r>
+          </w:p>
+        </w:tc>
+      </w:tr>
+      <w:tr>
+        <w:tc>
+          <w:tcPr/>
+          <w:p>
+            <w:pPr>
+              <w:pStyle w:val="Compact"/>
+            </w:pPr>
+            <w:r>
+              <w:t xml:space="preserve">Слева</w:t>
+            </w:r>
+          </w:p>
+        </w:tc>
+        <w:tc>
+          <w:tcPr/>
+          <w:p>
+            <w:pPr>
+              <w:pStyle w:val="Compact"/>
+            </w:pPr>
+            <w:r>
+              <w:t xml:space="preserve">Список шагов пайплайна: Добавить / Удалить / Скопировать / ↑ / ↓</w:t>
+            </w:r>
+          </w:p>
+        </w:tc>
+      </w:tr>
+      <w:tr>
+        <w:tc>
+          <w:tcPr/>
+          <w:p>
+            <w:pPr>
+              <w:pStyle w:val="Compact"/>
+            </w:pPr>
+            <w:r>
+              <w:t xml:space="preserve">Справа</w:t>
+            </w:r>
+          </w:p>
+        </w:tc>
+        <w:tc>
+          <w:tcPr/>
+          <w:p>
+            <w:pPr>
+              <w:pStyle w:val="Compact"/>
+            </w:pPr>
+            <w:r>
+              <w:t xml:space="preserve">Поля A/B/C/D выбранного шага; кнопки</w:t>
+            </w:r>
+            <w:r>
+              <w:t xml:space="preserve"> </w:t>
+            </w:r>
+            <w:r>
+              <w:rPr>
+                <w:b/>
+                <w:bCs/>
+              </w:rPr>
+              <w:t xml:space="preserve">«Параметры C…»</w:t>
+            </w:r>
+            <w:r>
+              <w:t xml:space="preserve"> </w:t>
+            </w:r>
+            <w:r>
+              <w:t xml:space="preserve">/</w:t>
+            </w:r>
+            <w:r>
+              <w:t xml:space="preserve"> </w:t>
+            </w:r>
+            <w:r>
+              <w:rPr>
+                <w:b/>
+                <w:bCs/>
+              </w:rPr>
+              <w:t xml:space="preserve">«Параметры D…»</w:t>
+            </w:r>
+            <w:r>
+              <w:t xml:space="preserve"> </w:t>
+            </w:r>
+            <w:r>
+              <w:t xml:space="preserve">открывают обычные sheet-block формы</w:t>
+            </w:r>
+          </w:p>
+        </w:tc>
+      </w:tr>
+    </w:tbl>
+    <w:p>
+      <w:pPr>
+        <w:pStyle w:val="BodyText"/>
+      </w:pPr>
+      <w:r>
+        <w:t xml:space="preserve">Шаги из ленты пишутся как строки</w:t>
+      </w:r>
+      <w:r>
+        <w:t xml:space="preserve"> </w:t>
+      </w:r>
+      <w:r>
+        <w:rPr>
+          <w:rStyle w:val="VerbatimChar"/>
+        </w:rPr>
+        <w:t xml:space="preserve">Постобработка_Диапазон</w:t>
+      </w:r>
+      <w:r>
+        <w:t xml:space="preserve"> </w:t>
+      </w:r>
+      <w:r>
+        <w:t xml:space="preserve">(или</w:t>
+      </w:r>
+      <w:r>
+        <w:t xml:space="preserve"> </w:t>
+      </w:r>
+      <w:r>
+        <w:rPr>
+          <w:rStyle w:val="VerbatimChar"/>
+        </w:rPr>
+        <w:t xml:space="preserve">ВПР</w:t>
+      </w:r>
+      <w:r>
+        <w:t xml:space="preserve"> </w:t>
+      </w:r>
+      <w:r>
+        <w:t xml:space="preserve">на вкладке «Объединить данные»). Подписи кнопок и раскладка —</w:t>
+      </w:r>
+      <w:r>
+        <w:t xml:space="preserve"> </w:t>
+      </w:r>
+      <w:r>
+        <w:rPr>
+          <w:rStyle w:val="VerbatimChar"/>
+        </w:rPr>
+        <w:t xml:space="preserve">libre_macros_all_params_wizard_cfg.py</w:t>
+      </w:r>
+      <w:r>
+        <w:t xml:space="preserve">.</w:t>
+      </w:r>
+    </w:p>
+    <w:p>
+      <w:r>
+        <w:pict>
+          <v:rect style="width:0;height:1.5pt" o:hralign="center" o:hrstd="t" o:hr="t"/>
+        </w:pict>
+      </w:r>
+    </w:p>
+    <w:bookmarkEnd w:id="42"/>
+    <w:bookmarkStart w:id="44" w:name="связанные-документы"/>
+    <w:p>
+      <w:pPr>
+        <w:pStyle w:val="Heading2"/>
+      </w:pPr>
+      <w:r>
+        <w:t xml:space="preserve">12. Связанные документы</w:t>
       </w:r>
     </w:p>
     <w:p>
@@ -8454,7 +8757,7 @@
           <w:numId w:val="1016"/>
         </w:numPr>
       </w:pPr>
-      <w:hyperlink r:id="rId42">
+      <w:hyperlink r:id="rId43">
         <w:r>
           <w:rPr>
             <w:rStyle w:val="Hyperlink"/>
@@ -8527,8 +8830,8 @@
         <w:t xml:space="preserve">— установка</w:t>
       </w:r>
     </w:p>
-    <w:bookmarkEnd w:id="43"/>
     <w:bookmarkEnd w:id="44"/>
+    <w:bookmarkEnd w:id="45"/>
     <w:sectPr>
       <w:footnotePr>
         <w:numRestart w:val="eachSect"/>
